--- a/index.docx
+++ b/index.docx
@@ -31,7 +31,7 @@
         <w:pStyle w:val="Date"/>
       </w:pPr>
       <w:r>
-        <w:t xml:space="preserve">2024-10-22</w:t>
+        <w:t xml:space="preserve">2026-08-28</w:t>
       </w:r>
     </w:p>
     <w:p>
@@ -50,7 +50,7 @@
         <w:t xml:space="preserve">In September 2021, a significant jump in seismic activity on the island of La Palma (Canary Islands, Spain) signaled the start of a volcanic crisis that still continues at the time of writing. Earthquake data is continually collected and published by the Instituto Geográphico Nacional (IGN). …</w:t>
       </w:r>
     </w:p>
-    <w:bookmarkStart w:id="35" w:name="introduction"/>
+    <w:bookmarkStart w:id="24" w:name="introduction"/>
     <w:p>
       <w:pPr>
         <w:pStyle w:val="Heading2"/>
@@ -75,7 +75,7 @@
         </w:rPr>
         <w:t xml:space="preserve"> </w:t>
       </w:r>
-      <w:hyperlink r:id="rId20">
+      <w:hyperlink r:id="rId9">
         <w:r>
           <w:rPr>
             <w:rStyle w:val="Hyperlink"/>
@@ -98,7 +98,7 @@
       <w:tr>
         <w:tc>
           <w:tcPr/>
-          <w:bookmarkStart w:id="24" w:name="fig-timeline"/>
+          <w:bookmarkStart w:id="13" w:name="fig-timeline"/>
           <w:p>
             <w:pPr>
               <w:pStyle w:val="Compact"/>
@@ -109,18 +109,18 @@
                 <wp:inline>
                   <wp:extent cx="4429125" cy="1095375"/>
                   <wp:effectExtent b="0" l="0" r="0" t="0"/>
-                  <wp:docPr descr="" title="" id="22" name="Picture"/>
+                  <wp:docPr descr="" title="" id="11" name="Picture"/>
                   <a:graphic>
                     <a:graphicData uri="http://schemas.openxmlformats.org/drawingml/2006/picture">
                       <pic:pic>
                         <pic:nvPicPr>
-                          <pic:cNvPr descr="index_files/figure-docx/fig-timeline-output-1.png" id="23" name="Picture"/>
+                          <pic:cNvPr descr="index_files/figure-docx/fig-timeline-output-1.png" id="12" name="Picture"/>
                           <pic:cNvPicPr>
                             <a:picLocks noChangeArrowheads="1" noChangeAspect="1"/>
                           </pic:cNvPicPr>
                         </pic:nvPicPr>
                         <pic:blipFill>
-                          <a:blip r:embed="rId21"/>
+                          <a:blip r:embed="rId10"/>
                           <a:stretch>
                             <a:fillRect/>
                           </a:stretch>
@@ -152,7 +152,7 @@
               <w:jc w:val="center"/>
             </w:pPr>
             <w:pPr>
-              <w:jc w:val="start"/>
+              <w:jc w:val="left"/>
               <w:spacing w:before="200"/>
               <w:pStyle w:val="ImageCaption"/>
             </w:pPr>
@@ -160,7 +160,7 @@
               <w:t xml:space="preserve">Figure 1: Timeline of recent earthquakes on La Palma</w:t>
             </w:r>
           </w:p>
-          <w:bookmarkEnd w:id="24"/>
+          <w:bookmarkEnd w:id="13"/>
         </w:tc>
       </w:tr>
     </w:tbl>
@@ -180,7 +180,7 @@
         </w:rPr>
         <w:t xml:space="preserve"> </w:t>
       </w:r>
-      <w:hyperlink r:id="rId20">
+      <w:hyperlink r:id="rId9">
         <w:r>
           <w:rPr>
             <w:rStyle w:val="Hyperlink"/>
@@ -206,7 +206,7 @@
         </w:rPr>
         <w:t xml:space="preserve"> </w:t>
       </w:r>
-      <w:hyperlink r:id="rId20">
+      <w:hyperlink r:id="rId9">
         <w:r>
           <w:rPr>
             <w:rStyle w:val="Hyperlink"/>
@@ -322,7 +322,7 @@
       <w:pPr>
         <w:pStyle w:val="BodyText"/>
       </w:pPr>
-      <w:bookmarkStart w:id="25" w:name="eq-poisson"/>
+      <w:bookmarkStart w:id="14" w:name="eq-poisson"/>
       <m:oMathPara>
         <m:oMathParaPr>
           <m:jc m:val="center"/>
@@ -331,19 +331,21 @@
           <m:r>
             <m:t>p</m:t>
           </m:r>
-          <m:d>
-            <m:dPr>
-              <m:begChr m:val="("/>
-              <m:endChr m:val=")"/>
-              <m:sepChr m:val=""/>
-              <m:grow/>
-            </m:dPr>
-            <m:e>
-              <m:r>
-                <m:t>x</m:t>
-              </m:r>
-            </m:e>
-          </m:d>
+          <m:r>
+            <m:rPr>
+              <m:sty m:val="p"/>
+            </m:rPr>
+            <m:t>(</m:t>
+          </m:r>
+          <m:r>
+            <m:t>x</m:t>
+          </m:r>
+          <m:r>
+            <m:rPr>
+              <m:sty m:val="p"/>
+            </m:rPr>
+            <m:t>)</m:t>
+          </m:r>
           <m:r>
             <m:rPr>
               <m:sty m:val="p"/>
@@ -401,22 +403,24 @@
           <m:r>
             <m:t>  </m:t>
           </m:r>
-          <m:d>
-            <m:dPr>
-              <m:begChr m:val="("/>
-              <m:endChr m:val=")"/>
-              <m:sepChr m:val=""/>
-              <m:grow/>
-            </m:dPr>
-            <m:e>
-              <m:r>
-                <m:t>1</m:t>
-              </m:r>
-            </m:e>
-          </m:d>
+          <m:r>
+            <m:rPr>
+              <m:sty m:val="p"/>
+            </m:rPr>
+            <m:t>(</m:t>
+          </m:r>
+          <m:r>
+            <m:t>1</m:t>
+          </m:r>
+          <m:r>
+            <m:rPr>
+              <m:sty m:val="p"/>
+            </m:rPr>
+            <m:t>)</m:t>
+          </m:r>
         </m:oMath>
       </m:oMathPara>
-      <w:bookmarkEnd w:id="25"/>
+      <w:bookmarkEnd w:id="14"/>
     </w:p>
     <w:p>
       <w:pPr>
@@ -481,13 +485,13 @@
       <w:tr>
         <w:tc>
           <w:tcPr/>
-          <w:bookmarkStart w:id="26" w:name="tbl-history"/>
+          <w:bookmarkStart w:id="15" w:name="tbl-history"/>
           <w:p>
             <w:pPr>
               <w:jc w:val="center"/>
             </w:pPr>
             <w:pPr>
-              <w:jc w:val="start"/>
+              <w:jc w:val="left"/>
               <w:spacing w:before="200"/>
               <w:pStyle w:val="ImageCaption"/>
             </w:pPr>
@@ -743,7 +747,7 @@
               </w:tc>
             </w:tr>
           </w:tbl>
-          <w:bookmarkEnd w:id="26"/>
+          <w:bookmarkEnd w:id="15"/>
           <w:p/>
         </w:tc>
       </w:tr>
@@ -780,7 +784,7 @@
       <w:tr>
         <w:tc>
           <w:tcPr/>
-          <w:bookmarkStart w:id="30" w:name="fig-map"/>
+          <w:bookmarkStart w:id="19" w:name="fig-map"/>
           <w:p>
             <w:pPr>
               <w:pStyle w:val="Compact"/>
@@ -791,18 +795,18 @@
                 <wp:inline>
                   <wp:extent cx="5334000" cy="2369740"/>
                   <wp:effectExtent b="0" l="0" r="0" t="0"/>
-                  <wp:docPr descr="" title="" id="28" name="Picture"/>
+                  <wp:docPr descr="" title="" id="17" name="Picture"/>
                   <a:graphic>
                     <a:graphicData uri="http://schemas.openxmlformats.org/drawingml/2006/picture">
                       <pic:pic>
                         <pic:nvPicPr>
-                          <pic:cNvPr descr="images/la-palma-map.png" id="29" name="Picture"/>
+                          <pic:cNvPr descr="images/la-palma-map.png" id="18" name="Picture"/>
                           <pic:cNvPicPr>
                             <a:picLocks noChangeArrowheads="1" noChangeAspect="1"/>
                           </pic:cNvPicPr>
                         </pic:nvPicPr>
                         <pic:blipFill>
-                          <a:blip r:embed="rId27"/>
+                          <a:blip r:embed="rId16"/>
                           <a:stretch>
                             <a:fillRect/>
                           </a:stretch>
@@ -834,7 +838,7 @@
               <w:jc w:val="center"/>
             </w:pPr>
             <w:pPr>
-              <w:jc w:val="start"/>
+              <w:jc w:val="left"/>
               <w:spacing w:before="200"/>
               <w:pStyle w:val="ImageCaption"/>
             </w:pPr>
@@ -842,7 +846,7 @@
               <w:t xml:space="preserve">Figure 2: Map of La Palma</w:t>
             </w:r>
           </w:p>
-          <w:bookmarkEnd w:id="30"/>
+          <w:bookmarkEnd w:id="19"/>
         </w:tc>
       </w:tr>
     </w:tbl>
@@ -878,7 +882,7 @@
       <w:tr>
         <w:tc>
           <w:tcPr/>
-          <w:bookmarkStart w:id="34" w:name="fig-spatial-plot"/>
+          <w:bookmarkStart w:id="23" w:name="fig-spatial-plot"/>
           <w:p>
             <w:pPr>
               <w:pStyle w:val="Compact"/>
@@ -889,18 +893,18 @@
                 <wp:inline>
                   <wp:extent cx="5334000" cy="4647618"/>
                   <wp:effectExtent b="0" l="0" r="0" t="0"/>
-                  <wp:docPr descr="" title="" id="32" name="Picture"/>
+                  <wp:docPr descr="" title="" id="21" name="Picture"/>
                   <a:graphic>
                     <a:graphicData uri="http://schemas.openxmlformats.org/drawingml/2006/picture">
                       <pic:pic>
                         <pic:nvPicPr>
-                          <pic:cNvPr descr="index_files/figure-docx/notebooks-data-screening-fig-spatial-plot-output-1.png" id="33" name="Picture"/>
+                          <pic:cNvPr descr="index_files/figure-docx/notebooks-data-screening-fig-spatial-plot-output-1.png" id="22" name="Picture"/>
                           <pic:cNvPicPr>
                             <a:picLocks noChangeArrowheads="1" noChangeAspect="1"/>
                           </pic:cNvPicPr>
                         </pic:nvPicPr>
                         <pic:blipFill>
-                          <a:blip r:embed="rId31"/>
+                          <a:blip r:embed="rId20"/>
                           <a:stretch>
                             <a:fillRect/>
                           </a:stretch>
@@ -932,7 +936,7 @@
               <w:jc w:val="center"/>
             </w:pPr>
             <w:pPr>
-              <w:jc w:val="start"/>
+              <w:jc w:val="left"/>
               <w:spacing w:before="200"/>
               <w:pStyle w:val="ImageCaption"/>
             </w:pPr>
@@ -940,7 +944,7 @@
               <w:t xml:space="preserve">Figure 3: Locations of earthquakes on La Palma since 2017.</w:t>
             </w:r>
           </w:p>
-          <w:bookmarkEnd w:id="34"/>
+          <w:bookmarkEnd w:id="23"/>
         </w:tc>
       </w:tr>
     </w:tbl>
@@ -960,7 +964,7 @@
         </w:rPr>
         <w:t xml:space="preserve"> </w:t>
       </w:r>
-      <w:hyperlink r:id="rId20">
+      <w:hyperlink r:id="rId9">
         <w:r>
           <w:rPr>
             <w:rStyle w:val="Hyperlink"/>
@@ -989,8 +993,8 @@
         <w:t xml:space="preserve">shows the location of recent Earthquakes on La Palma.</w:t>
       </w:r>
     </w:p>
-    <w:bookmarkEnd w:id="35"/>
-    <w:bookmarkStart w:id="36" w:name="sec-data-methods"/>
+    <w:bookmarkEnd w:id="24"/>
+    <w:bookmarkStart w:id="25" w:name="sec-data-methods"/>
     <w:p>
       <w:pPr>
         <w:pStyle w:val="Heading2"/>
@@ -999,8 +1003,8 @@
         <w:t xml:space="preserve">2 Data &amp; Methods</w:t>
       </w:r>
     </w:p>
-    <w:bookmarkEnd w:id="36"/>
-    <w:bookmarkStart w:id="37" w:name="conclusion"/>
+    <w:bookmarkEnd w:id="25"/>
+    <w:bookmarkStart w:id="26" w:name="conclusion"/>
     <w:p>
       <w:pPr>
         <w:pStyle w:val="Heading2"/>
@@ -1009,8 +1013,8 @@
         <w:t xml:space="preserve">3 Conclusion</w:t>
       </w:r>
     </w:p>
-    <w:bookmarkEnd w:id="37"/>
-    <w:bookmarkStart w:id="41" w:name="references"/>
+    <w:bookmarkEnd w:id="26"/>
+    <w:bookmarkStart w:id="30" w:name="references"/>
     <w:p>
       <w:pPr>
         <w:pStyle w:val="Heading2"/>
@@ -1035,7 +1039,7 @@
         </w:rPr>
         <w:t xml:space="preserve"> </w:t>
       </w:r>
-      <w:hyperlink r:id="rId20">
+      <w:hyperlink r:id="rId9">
         <w:r>
           <w:rPr>
             <w:rStyle w:val="Hyperlink"/>
@@ -1045,8 +1049,8 @@
         </w:r>
       </w:hyperlink>
     </w:p>
-    <w:bookmarkStart w:id="40" w:name="refs"/>
-    <w:bookmarkStart w:id="39" w:name="ref-marrero2019"/>
+    <w:bookmarkStart w:id="29" w:name="refs"/>
+    <w:bookmarkStart w:id="28" w:name="ref-marrero2019"/>
     <w:p>
       <w:pPr>
         <w:pStyle w:val="Bibliography"/>
@@ -1109,7 +1113,7 @@
       <w:r>
         <w:t xml:space="preserve"> </w:t>
       </w:r>
-      <w:hyperlink r:id="rId38">
+      <w:hyperlink r:id="rId27">
         <w:r>
           <w:rPr>
             <w:rStyle w:val="Hyperlink"/>
@@ -1121,10 +1125,14 @@
         <w:t xml:space="preserve">.</w:t>
       </w:r>
     </w:p>
-    <w:bookmarkEnd w:id="39"/>
-    <w:bookmarkEnd w:id="40"/>
-    <w:bookmarkEnd w:id="41"/>
-    <w:sectPr/>
+    <w:bookmarkEnd w:id="28"/>
+    <w:bookmarkEnd w:id="29"/>
+    <w:bookmarkEnd w:id="30"/>
+    <w:sectPr>
+      <w:footnotePr>
+        <w:numRestart w:val="eachSect"/>
+      </w:footnotePr>
+    </w:sectPr>
   </w:body>
 </w:document>
 </file>
@@ -1241,10 +1249,10 @@
   <w:docDefaults>
     <w:rPrDefault>
       <w:rPr>
-        <w:rFonts w:asciiTheme="minorHAnsi" w:cstheme="minorBidi" w:eastAsiaTheme="minorHAnsi" w:hAnsiTheme="minorHAnsi"/>
+        <w:rFonts w:asciiTheme="minorHAnsi" w:cstheme="minorBidi" w:eastAsiaTheme="minorEastAsia" w:hAnsiTheme="minorHAnsi"/>
         <w:sz w:val="24"/>
         <w:szCs w:val="24"/>
-        <w:lang w:bidi="ar-SA" w:eastAsia="en-US" w:val="en-US"/>
+        <w:lang w:bidi="ar-SA" w:eastAsia="zh-CN" w:val="en-US"/>
       </w:rPr>
     </w:rPrDefault>
     <w:pPrDefault>
@@ -1296,8 +1304,6 @@
     </w:pPr>
     <w:rPr>
       <w:rFonts w:asciiTheme="majorHAnsi" w:cstheme="majorBidi" w:eastAsiaTheme="majorEastAsia" w:hAnsiTheme="majorHAnsi"/>
-      <w:spacing w:val="-10"/>
-      <w:kern w:val="28"/>
       <w:sz w:val="56"/>
       <w:szCs w:val="56"/>
     </w:rPr>
@@ -1310,8 +1316,6 @@
     <w:rsid w:val="00A10FD9"/>
     <w:rPr>
       <w:rFonts w:asciiTheme="majorHAnsi" w:cstheme="majorBidi" w:eastAsiaTheme="majorEastAsia" w:hAnsiTheme="majorHAnsi"/>
-      <w:spacing w:val="-10"/>
-      <w:kern w:val="28"/>
       <w:sz w:val="56"/>
       <w:szCs w:val="56"/>
     </w:rPr>
@@ -1352,23 +1356,31 @@
   </w:style>
   <w:style w:customStyle="1" w:styleId="Author" w:type="paragraph">
     <w:name w:val="Author"/>
+    <w:basedOn w:val="Title"/>
     <w:next w:val="BodyText"/>
     <w:qFormat/>
     <w:pPr>
       <w:keepNext/>
       <w:keepLines/>
-      <w:jc w:val="center"/>
     </w:pPr>
+    <w:rPr>
+      <w:sz w:val="24"/>
+      <w:szCs w:val="24"/>
+    </w:rPr>
   </w:style>
   <w:style w:styleId="Date" w:type="paragraph">
     <w:name w:val="Date"/>
+    <w:basedOn w:val="Title"/>
     <w:next w:val="BodyText"/>
     <w:qFormat/>
     <w:pPr>
       <w:keepNext/>
       <w:keepLines/>
-      <w:jc w:val="center"/>
     </w:pPr>
+    <w:rPr>
+      <w:sz w:val="24"/>
+      <w:szCs w:val="24"/>
+    </w:rPr>
   </w:style>
   <w:style w:customStyle="1" w:styleId="AbstractTitle" w:type="paragraph">
     <w:name w:val="Abstract Title"/>
@@ -1781,13 +1793,6 @@
       </w:tblCellMar>
     </w:tblPr>
     <w:tblStylePr w:type="firstRow">
-      <w:tblPr>
-        <w:jc w:val="left"/>
-        <w:tblInd w:type="dxa" w:w="0"/>
-      </w:tblPr>
-      <w:trPr>
-        <w:jc w:val="left"/>
-      </w:trPr>
       <w:tcPr>
         <w:tcBorders>
           <w:bottom w:val="single"/>

--- a/index.docx
+++ b/index.docx
@@ -7,7 +7,7 @@
         <w:pStyle w:val="Title"/>
       </w:pPr>
       <w:r>
-        <w:t xml:space="preserve">La Palma Earthquakes</w:t>
+        <w:t xml:space="preserve">La Palma Earthquakes Mechanisms</w:t>
       </w:r>
     </w:p>
     <w:p>
@@ -28,6 +28,14 @@
     </w:p>
     <w:p>
       <w:pPr>
+        <w:pStyle w:val="Author"/>
+      </w:pPr>
+      <w:r>
+        <w:t xml:space="preserve">Dummy E. Author</w:t>
+      </w:r>
+    </w:p>
+    <w:p>
+      <w:pPr>
         <w:pStyle w:val="Date"/>
       </w:pPr>
       <w:r>
@@ -47,7 +55,7 @@
         <w:pStyle w:val="Abstract"/>
       </w:pPr>
       <w:r>
-        <w:t xml:space="preserve">In September 2021, a significant jump in seismic activity on the island of La Palma (Canary Islands, Spain) signaled the start of a volcanic crisis that still continues at the time of writing. Earthquake data is continually collected and published by the Instituto Geográphico Nacional (IGN). …</w:t>
+        <w:t xml:space="preserve">In September 2021, a significant jump in seismic activity on the island of La Palma (Canary Islands, Spain) signaled the start of a volcanic crisis that still continues at the time of writing. Earthquake data is continually collected and published by the Instituto Geográphico Nacional (IGN). We aimed at describing alternative methods to describe the probability of a new eruption considering historical data.</w:t>
       </w:r>
     </w:p>
     <w:bookmarkStart w:id="24" w:name="introduction"/>
@@ -221,7 +229,7 @@
         <w:pStyle w:val="BodyText"/>
       </w:pPr>
       <w:r>
-        <w:t xml:space="preserve">Based on data up to and including 1971, eruptions on La Palma happen every 79.8 years on average.</w:t>
+        <w:t xml:space="preserve">Based on data up to and including 2021, eruptions on La Palma happen every 79.8 years on average.</w:t>
       </w:r>
     </w:p>
     <w:p>
@@ -941,7 +949,7 @@
               <w:pStyle w:val="ImageCaption"/>
             </w:pPr>
             <w:r>
-              <w:t xml:space="preserve">Figure 3: Locations of earthquakes on La Palma since 2017.</w:t>
+              <w:t xml:space="preserve">Figure 3: Earthquakes on La Palma since 2017.</w:t>
             </w:r>
           </w:p>
           <w:bookmarkEnd w:id="23"/>
